--- a/tillsyn/A 27759-2026 tillsynsbegäran.docx
+++ b/tillsyn/A 27759-2026 tillsynsbegäran.docx
@@ -1024,7 +1024,7 @@
     <w:r>
       <w:tab/>
       <w:tab/>
-      <w:t>2026-09-14</w:t>
+      <w:t>2026-09-15</w:t>
       <w:br/>
       <w:br/>
     </w:r>

--- a/tillsyn/A 27759-2026 tillsynsbegäran.docx
+++ b/tillsyn/A 27759-2026 tillsynsbegäran.docx
@@ -1024,7 +1024,7 @@
     <w:r>
       <w:tab/>
       <w:tab/>
-      <w:t>2026-09-15</w:t>
+      <w:t>2026-09-16</w:t>
       <w:br/>
       <w:br/>
     </w:r>

--- a/tillsyn/A 27759-2026 tillsynsbegäran.docx
+++ b/tillsyn/A 27759-2026 tillsynsbegäran.docx
@@ -1024,7 +1024,7 @@
     <w:r>
       <w:tab/>
       <w:tab/>
-      <w:t>2026-09-16</w:t>
+      <w:t>2026-09-17</w:t>
       <w:br/>
       <w:br/>
     </w:r>

--- a/tillsyn/A 27759-2026 tillsynsbegäran.docx
+++ b/tillsyn/A 27759-2026 tillsynsbegäran.docx
@@ -1024,7 +1024,7 @@
     <w:r>
       <w:tab/>
       <w:tab/>
-      <w:t>2026-09-17</w:t>
+      <w:t>2026-09-18</w:t>
       <w:br/>
       <w:br/>
     </w:r>

--- a/tillsyn/A 27759-2026 tillsynsbegäran.docx
+++ b/tillsyn/A 27759-2026 tillsynsbegäran.docx
@@ -1024,7 +1024,7 @@
     <w:r>
       <w:tab/>
       <w:tab/>
-      <w:t>2026-09-18</w:t>
+      <w:t>2026-09-19</w:t>
       <w:br/>
       <w:br/>
     </w:r>

--- a/tillsyn/A 27759-2026 tillsynsbegäran.docx
+++ b/tillsyn/A 27759-2026 tillsynsbegäran.docx
@@ -1024,7 +1024,7 @@
     <w:r>
       <w:tab/>
       <w:tab/>
-      <w:t>2026-09-19</w:t>
+      <w:t>2026-09-21</w:t>
       <w:br/>
       <w:br/>
     </w:r>

--- a/tillsyn/A 27759-2026 tillsynsbegäran.docx
+++ b/tillsyn/A 27759-2026 tillsynsbegäran.docx
@@ -1024,7 +1024,7 @@
     <w:r>
       <w:tab/>
       <w:tab/>
-      <w:t>2026-09-21</w:t>
+      <w:t>2026-09-23</w:t>
       <w:br/>
       <w:br/>
     </w:r>

--- a/tillsyn/A 27759-2026 tillsynsbegäran.docx
+++ b/tillsyn/A 27759-2026 tillsynsbegäran.docx
@@ -1024,7 +1024,7 @@
     <w:r>
       <w:tab/>
       <w:tab/>
-      <w:t>2026-09-23</w:t>
+      <w:t>2026-09-24</w:t>
       <w:br/>
       <w:br/>
     </w:r>

--- a/tillsyn/A 27759-2026 tillsynsbegäran.docx
+++ b/tillsyn/A 27759-2026 tillsynsbegäran.docx
@@ -1024,7 +1024,7 @@
     <w:r>
       <w:tab/>
       <w:tab/>
-      <w:t>2026-09-24</w:t>
+      <w:t>2026-09-25</w:t>
       <w:br/>
       <w:br/>
     </w:r>

--- a/tillsyn/A 27759-2026 tillsynsbegäran.docx
+++ b/tillsyn/A 27759-2026 tillsynsbegäran.docx
@@ -1024,7 +1024,7 @@
     <w:r>
       <w:tab/>
       <w:tab/>
-      <w:t>2026-09-25</w:t>
+      <w:t>2026-09-26</w:t>
       <w:br/>
       <w:br/>
     </w:r>

--- a/tillsyn/A 27759-2026 tillsynsbegäran.docx
+++ b/tillsyn/A 27759-2026 tillsynsbegäran.docx
@@ -1024,7 +1024,7 @@
     <w:r>
       <w:tab/>
       <w:tab/>
-      <w:t>2026-09-26</w:t>
+      <w:t>2026-09-27</w:t>
       <w:br/>
       <w:br/>
     </w:r>

--- a/tillsyn/A 27759-2026 tillsynsbegäran.docx
+++ b/tillsyn/A 27759-2026 tillsynsbegäran.docx
@@ -1024,7 +1024,7 @@
     <w:r>
       <w:tab/>
       <w:tab/>
-      <w:t>2026-09-27</w:t>
+      <w:t>2026-09-28</w:t>
       <w:br/>
       <w:br/>
     </w:r>

--- a/tillsyn/A 27759-2026 tillsynsbegäran.docx
+++ b/tillsyn/A 27759-2026 tillsynsbegäran.docx
@@ -1024,7 +1024,7 @@
     <w:r>
       <w:tab/>
       <w:tab/>
-      <w:t>2026-09-28</w:t>
+      <w:t>2026-09-29</w:t>
       <w:br/>
       <w:br/>
     </w:r>

--- a/tillsyn/A 27759-2026 tillsynsbegäran.docx
+++ b/tillsyn/A 27759-2026 tillsynsbegäran.docx
@@ -1024,7 +1024,7 @@
     <w:r>
       <w:tab/>
       <w:tab/>
-      <w:t>2026-09-29</w:t>
+      <w:t>2026-09-30</w:t>
       <w:br/>
       <w:br/>
     </w:r>

--- a/tillsyn/A 27759-2026 tillsynsbegäran.docx
+++ b/tillsyn/A 27759-2026 tillsynsbegäran.docx
@@ -1024,7 +1024,7 @@
     <w:r>
       <w:tab/>
       <w:tab/>
-      <w:t>2026-09-30</w:t>
+      <w:t>2026-10-01</w:t>
       <w:br/>
       <w:br/>
     </w:r>

--- a/tillsyn/A 27759-2026 tillsynsbegäran.docx
+++ b/tillsyn/A 27759-2026 tillsynsbegäran.docx
@@ -1024,7 +1024,7 @@
     <w:r>
       <w:tab/>
       <w:tab/>
-      <w:t>2026-10-01</w:t>
+      <w:t>2026-10-02</w:t>
       <w:br/>
       <w:br/>
     </w:r>

--- a/tillsyn/A 27759-2026 tillsynsbegäran.docx
+++ b/tillsyn/A 27759-2026 tillsynsbegäran.docx
@@ -1024,7 +1024,7 @@
     <w:r>
       <w:tab/>
       <w:tab/>
-      <w:t>2026-10-02</w:t>
+      <w:t>2026-10-03</w:t>
       <w:br/>
       <w:br/>
     </w:r>

--- a/tillsyn/A 27759-2026 tillsynsbegäran.docx
+++ b/tillsyn/A 27759-2026 tillsynsbegäran.docx
@@ -1024,7 +1024,7 @@
     <w:r>
       <w:tab/>
       <w:tab/>
-      <w:t>2026-10-03</w:t>
+      <w:t>2026-10-04</w:t>
       <w:br/>
       <w:br/>
     </w:r>

--- a/tillsyn/A 27759-2026 tillsynsbegäran.docx
+++ b/tillsyn/A 27759-2026 tillsynsbegäran.docx
@@ -1024,7 +1024,7 @@
     <w:r>
       <w:tab/>
       <w:tab/>
-      <w:t>2026-10-04</w:t>
+      <w:t>2026-10-05</w:t>
       <w:br/>
       <w:br/>
     </w:r>

--- a/tillsyn/A 27759-2026 tillsynsbegäran.docx
+++ b/tillsyn/A 27759-2026 tillsynsbegäran.docx
@@ -1024,7 +1024,7 @@
     <w:r>
       <w:tab/>
       <w:tab/>
-      <w:t>2026-10-05</w:t>
+      <w:t>2026-10-06</w:t>
       <w:br/>
       <w:br/>
     </w:r>

--- a/tillsyn/A 27759-2026 tillsynsbegäran.docx
+++ b/tillsyn/A 27759-2026 tillsynsbegäran.docx
@@ -1024,7 +1024,7 @@
     <w:r>
       <w:tab/>
       <w:tab/>
-      <w:t>2026-10-06</w:t>
+      <w:t>2026-10-07</w:t>
       <w:br/>
       <w:br/>
     </w:r>

--- a/tillsyn/A 27759-2026 tillsynsbegäran.docx
+++ b/tillsyn/A 27759-2026 tillsynsbegäran.docx
@@ -22,7 +22,7 @@
       <w:r>
         <w:drawing>
           <wp:inline xmlns:a="http://schemas.openxmlformats.org/drawingml/2006/main" xmlns:pic="http://schemas.openxmlformats.org/drawingml/2006/picture">
-            <wp:extent cx="5486400" cy="4875542"/>
+            <wp:extent cx="5486400" cy="5229991"/>
             <wp:docPr id="1" name="Picture 1"/>
             <wp:cNvGraphicFramePr>
               <a:graphicFrameLocks noChangeAspect="1"/>
@@ -43,7 +43,7 @@
                   <pic:spPr>
                     <a:xfrm>
                       <a:off x="0" y="0"/>
-                      <a:ext cx="5486400" cy="4875542"/>
+                      <a:ext cx="5486400" cy="5229991"/>
                     </a:xfrm>
                     <a:prstGeom prst="rect"/>
                   </pic:spPr>
@@ -65,7 +65,7 @@
     </w:p>
     <w:p>
       <w:r>
-        <w:t>I och inom 18 meter från avverkningsanmälan finns fynd av 28 naturvårdsarter, varav 12 är rödlistade, 8 är fridlysta, 11 är typiska (T) och 9 är signalarter (S): cinnoberfläck (CR), Coniocarpon fallax (CR), ask (EN), lundalm (EN), aspfjädermossa (VU, T), mörk kraterlav (VU), tvådoftspindling (VU), ädellav (VU, T), odörspindling (NT), svinrot (NT), sårläka (NT, T), vårärt (NT, T), anisspindling (S), havstulpanlav (S, T), korallblylav (S, T), murgröna (S, T), Pluteus cyanopus (S), rikfruktig blemlav (S), skogsknipprot (S, T, §8), tvåblad (S, §8), underviol (S, T), ormbär (T), spillkråka (T, §4), kråka (§4), skogsduva (§4), fläcknycklar (§8), grönvit nattviol (§8) och revlummer (§9). Se Figur 1.</w:t>
+        <w:t>I och inom 18 meter från avverkningsanmälan finns fynd av 32 naturvårdsarter, varav 15 är rödlistade, 8 är fridlysta, 12 är typiska (T) och 10 är signalarter (S): cinnoberfläck (CR), Coniocarpon fallax (CR), ask (EN), lundalm (EN), aspfjädermossa (VU, T), gulsträngad fagerspindling (VU), mörk kraterlav (VU), tvådoftspindling (VU), ädellav (VU, T), fjällig taggsvamp s.str. (NT), kattfotslav (NT, T), odörspindling (NT), svinrot (NT), sårläka (NT, T), vårärt (NT, T), anisspindling (S), havstulpanlav (S, T), korallblylav (S, T), murgröna (S, T), Pluteus cyanopus (S), rikfruktig blemlav (S), skogsknipprot (S, T, §8), svavelriska (S), tvåblad (S, §8), underviol (S, T), ormbär (T), spillkråka (T, §4), kråka (§4), skogsduva (§4), fläcknycklar (§8), grönvit nattviol (§8) och revlummer (§9). Se Figur 1.</w:t>
       </w:r>
     </w:p>
     <w:p>
@@ -169,6 +169,17 @@
         <w:rPr>
           <w:b/>
         </w:rPr>
+        <w:t>Gulsträngad fagerspindling (VU)</w:t>
+      </w:r>
+      <w:r>
+        <w:t>, som bildar mykorrhiza med tall och gran i luckig kalkbarrskog, har sin huvudsakliga utbredning på Gotland samt enstaka fynd på norra Öland. Arten är placerad högst upp i Skogsstyrelsens värdepyramid för bedömning av skog med höga naturvärden och hotas av slutavverkningar av äldre kontinuitetsbarrskog. Lokaler med arten måste skyddas från avverkning och kalkbrytning. Gulsträngad fagerspindling är globalt rödlistad som sårbar (VU) vilket innebär att Sverige har ett internationellt ansvar för arten (SLU Artdatabanken, 2024; Nitare &amp; Skogsstyrelsen, 2019; IUCN, 2019).</w:t>
+      </w:r>
+    </w:p>
+    <w:p>
+      <w:r>
+        <w:rPr>
+          <w:b/>
+        </w:rPr>
         <w:t>Mörk kraterlav (VU)</w:t>
       </w:r>
       <w:r>
@@ -213,6 +224,46 @@
       </w:r>
       <w:r>
         <w:t xml:space="preserve"> (SLU Artdatabanken, 2026; Nitare &amp; Skogsstyrelsen, 2019).</w:t>
+      </w:r>
+    </w:p>
+    <w:p>
+      <w:r>
+        <w:rPr>
+          <w:b/>
+        </w:rPr>
+        <w:t>Fjällig taggsvamp s.str. (NT)</w:t>
+      </w:r>
+      <w:r>
+        <w:t xml:space="preserve"> bildar mykorrhiza med gran i granskog och barrblandskog, främst på frisk näringsrik mark i äldre skog med lång trädkontinuitet. Den totala populationen i landet har minskat och bedöms fortsätta minska till följd av avverkning av äldre barrskogar. Minskningstakten för den svenska populationen bedöms vara nära gränsvärdet för sårbar (VU) (SLU Artdatabanken, 2026).</w:t>
+      </w:r>
+    </w:p>
+    <w:p>
+      <w:r>
+        <w:rPr>
+          <w:b/>
+        </w:rPr>
+        <w:t xml:space="preserve">Kattfotslav (NT) </w:t>
+      </w:r>
+      <w:r>
+        <w:t xml:space="preserve">är en mycket god signalart i hela sitt svenska utbredningsområde och skogsbestånd med kattfotslav är alltid värdefulla ur naturvårdssynpunkt. Arten indikerar dels ett mikroklimat med konstant hög luftfuktighet, dels kontinuitet av äldre träd och god trädslutenhet. Trots att den är vanligare i sydvästra Sverige växer den enbart i skogsbestånd med höga naturvärden. Den är känslig för skogliga ingrepp som kan förändra lokal- och mikroklimat. Kattfotslav är typisk art för </w:t>
+      </w:r>
+      <w:r>
+        <w:rPr>
+          <w:i/>
+        </w:rPr>
+        <w:t xml:space="preserve">9010 Taiga, 9160 Näringsrik ekskog </w:t>
+      </w:r>
+      <w:r>
+        <w:t>och</w:t>
+      </w:r>
+      <w:r>
+        <w:rPr>
+          <w:i/>
+        </w:rPr>
+        <w:t xml:space="preserve"> 9190 Näringsfattig ekskog</w:t>
+      </w:r>
+      <w:r>
+        <w:t xml:space="preserve"> (Nitare &amp; Skogsstyrelsen, 2019; SLU Artdatabanken, 2026).</w:t>
       </w:r>
     </w:p>
     <w:p>
@@ -506,7 +557,7 @@
     </w:p>
     <w:p>
       <w:r>
-        <w:t>Följande typiska arter har sina livsmiljöer och växtplatser i den avverkningsanmälda skogen: aspfjädermossa (VU, T), ädellav (VU, T), sårläka (NT, T), vårärt (NT, T), havstulpanlav (S, T), korallblylav (S, T), murgröna (S, T), skogsknipprot (S, T, §8), underviol (S, T), ormbär (T) och spillkråka (T, §4).</w:t>
+        <w:t>Följande typiska arter har sina livsmiljöer och växtplatser i den avverkningsanmälda skogen: aspfjädermossa (VU, T), ädellav (VU, T), kattfotslav (NT, T), sårläka (NT, T), vårärt (NT, T), havstulpanlav (S, T), korallblylav (S, T), murgröna (S, T), skogsknipprot (S, T, §8), underviol (S, T), ormbär (T) och spillkråka (T, §4).</w:t>
       </w:r>
     </w:p>
     <w:p>
@@ -1024,7 +1075,7 @@
     <w:r>
       <w:tab/>
       <w:tab/>
-      <w:t>2026-10-07</w:t>
+      <w:t>2026-10-08</w:t>
       <w:br/>
       <w:br/>
     </w:r>

--- a/tillsyn/A 27759-2026 tillsynsbegäran.docx
+++ b/tillsyn/A 27759-2026 tillsynsbegäran.docx
@@ -1075,7 +1075,7 @@
     <w:r>
       <w:tab/>
       <w:tab/>
-      <w:t>2026-10-08</w:t>
+      <w:t>2026-10-09</w:t>
       <w:br/>
       <w:br/>
     </w:r>

--- a/tillsyn/A 27759-2026 tillsynsbegäran.docx
+++ b/tillsyn/A 27759-2026 tillsynsbegäran.docx
@@ -1075,7 +1075,7 @@
     <w:r>
       <w:tab/>
       <w:tab/>
-      <w:t>2026-10-09</w:t>
+      <w:t>2026-10-10</w:t>
       <w:br/>
       <w:br/>
     </w:r>

--- a/tillsyn/A 27759-2026 tillsynsbegäran.docx
+++ b/tillsyn/A 27759-2026 tillsynsbegäran.docx
@@ -1075,7 +1075,7 @@
     <w:r>
       <w:tab/>
       <w:tab/>
-      <w:t>2026-10-10</w:t>
+      <w:t>2026-10-11</w:t>
       <w:br/>
       <w:br/>
     </w:r>

--- a/tillsyn/A 27759-2026 tillsynsbegäran.docx
+++ b/tillsyn/A 27759-2026 tillsynsbegäran.docx
@@ -1075,7 +1075,7 @@
     <w:r>
       <w:tab/>
       <w:tab/>
-      <w:t>2026-10-11</w:t>
+      <w:t>2026-10-12</w:t>
       <w:br/>
       <w:br/>
     </w:r>

--- a/tillsyn/A 27759-2026 tillsynsbegäran.docx
+++ b/tillsyn/A 27759-2026 tillsynsbegäran.docx
@@ -1075,7 +1075,7 @@
     <w:r>
       <w:tab/>
       <w:tab/>
-      <w:t>2026-10-12</w:t>
+      <w:t>2026-10-13</w:t>
       <w:br/>
       <w:br/>
     </w:r>

--- a/tillsyn/A 27759-2026 tillsynsbegäran.docx
+++ b/tillsyn/A 27759-2026 tillsynsbegäran.docx
@@ -1075,7 +1075,7 @@
     <w:r>
       <w:tab/>
       <w:tab/>
-      <w:t>2026-10-13</w:t>
+      <w:t>2026-10-14</w:t>
       <w:br/>
       <w:br/>
     </w:r>

--- a/tillsyn/A 27759-2026 tillsynsbegäran.docx
+++ b/tillsyn/A 27759-2026 tillsynsbegäran.docx
@@ -1075,7 +1075,7 @@
     <w:r>
       <w:tab/>
       <w:tab/>
-      <w:t>2026-10-14</w:t>
+      <w:t>2026-10-15</w:t>
       <w:br/>
       <w:br/>
     </w:r>

--- a/tillsyn/A 27759-2026 tillsynsbegäran.docx
+++ b/tillsyn/A 27759-2026 tillsynsbegäran.docx
@@ -1075,7 +1075,7 @@
     <w:r>
       <w:tab/>
       <w:tab/>
-      <w:t>2026-10-15</w:t>
+      <w:t>2026-10-16</w:t>
       <w:br/>
       <w:br/>
     </w:r>

--- a/tillsyn/A 27759-2026 tillsynsbegäran.docx
+++ b/tillsyn/A 27759-2026 tillsynsbegäran.docx
@@ -1075,7 +1075,7 @@
     <w:r>
       <w:tab/>
       <w:tab/>
-      <w:t>2026-10-16</w:t>
+      <w:t>2026-10-17</w:t>
       <w:br/>
       <w:br/>
     </w:r>

--- a/tillsyn/A 27759-2026 tillsynsbegäran.docx
+++ b/tillsyn/A 27759-2026 tillsynsbegäran.docx
@@ -1075,7 +1075,7 @@
     <w:r>
       <w:tab/>
       <w:tab/>
-      <w:t>2026-10-17</w:t>
+      <w:t>2026-10-18</w:t>
       <w:br/>
       <w:br/>
     </w:r>

--- a/tillsyn/A 27759-2026 tillsynsbegäran.docx
+++ b/tillsyn/A 27759-2026 tillsynsbegäran.docx
@@ -1075,7 +1075,7 @@
     <w:r>
       <w:tab/>
       <w:tab/>
-      <w:t>2026-10-18</w:t>
+      <w:t>2026-10-19</w:t>
       <w:br/>
       <w:br/>
     </w:r>

--- a/tillsyn/A 27759-2026 tillsynsbegäran.docx
+++ b/tillsyn/A 27759-2026 tillsynsbegäran.docx
@@ -1075,7 +1075,7 @@
     <w:r>
       <w:tab/>
       <w:tab/>
-      <w:t>2026-10-19</w:t>
+      <w:t>2026-10-20</w:t>
       <w:br/>
       <w:br/>
     </w:r>

--- a/tillsyn/A 27759-2026 tillsynsbegäran.docx
+++ b/tillsyn/A 27759-2026 tillsynsbegäran.docx
@@ -1075,7 +1075,7 @@
     <w:r>
       <w:tab/>
       <w:tab/>
-      <w:t>2026-10-20</w:t>
+      <w:t>2026-10-21</w:t>
       <w:br/>
       <w:br/>
     </w:r>

--- a/tillsyn/A 27759-2026 tillsynsbegäran.docx
+++ b/tillsyn/A 27759-2026 tillsynsbegäran.docx
@@ -1075,7 +1075,7 @@
     <w:r>
       <w:tab/>
       <w:tab/>
-      <w:t>2026-10-21</w:t>
+      <w:t>2026-10-22</w:t>
       <w:br/>
       <w:br/>
     </w:r>

--- a/tillsyn/A 27759-2026 tillsynsbegäran.docx
+++ b/tillsyn/A 27759-2026 tillsynsbegäran.docx
@@ -1075,7 +1075,7 @@
     <w:r>
       <w:tab/>
       <w:tab/>
-      <w:t>2026-10-22</w:t>
+      <w:t>2026-10-23</w:t>
       <w:br/>
       <w:br/>
     </w:r>

--- a/tillsyn/A 27759-2026 tillsynsbegäran.docx
+++ b/tillsyn/A 27759-2026 tillsynsbegäran.docx
@@ -1075,7 +1075,7 @@
     <w:r>
       <w:tab/>
       <w:tab/>
-      <w:t>2026-10-23</w:t>
+      <w:t>2026-10-24</w:t>
       <w:br/>
       <w:br/>
     </w:r>

--- a/tillsyn/A 27759-2026 tillsynsbegäran.docx
+++ b/tillsyn/A 27759-2026 tillsynsbegäran.docx
@@ -1075,7 +1075,7 @@
     <w:r>
       <w:tab/>
       <w:tab/>
-      <w:t>2026-10-24</w:t>
+      <w:t>2026-10-25</w:t>
       <w:br/>
       <w:br/>
     </w:r>

--- a/tillsyn/A 27759-2026 tillsynsbegäran.docx
+++ b/tillsyn/A 27759-2026 tillsynsbegäran.docx
@@ -1075,7 +1075,7 @@
     <w:r>
       <w:tab/>
       <w:tab/>
-      <w:t>2026-10-25</w:t>
+      <w:t>2026-10-26</w:t>
       <w:br/>
       <w:br/>
     </w:r>

--- a/tillsyn/A 27759-2026 tillsynsbegäran.docx
+++ b/tillsyn/A 27759-2026 tillsynsbegäran.docx
@@ -1075,7 +1075,7 @@
     <w:r>
       <w:tab/>
       <w:tab/>
-      <w:t>2026-10-26</w:t>
+      <w:t>2026-10-27</w:t>
       <w:br/>
       <w:br/>
     </w:r>

--- a/tillsyn/A 27759-2026 tillsynsbegäran.docx
+++ b/tillsyn/A 27759-2026 tillsynsbegäran.docx
@@ -1075,7 +1075,7 @@
     <w:r>
       <w:tab/>
       <w:tab/>
-      <w:t>2026-10-27</w:t>
+      <w:t>2026-10-28</w:t>
       <w:br/>
       <w:br/>
     </w:r>

--- a/tillsyn/A 27759-2026 tillsynsbegäran.docx
+++ b/tillsyn/A 27759-2026 tillsynsbegäran.docx
@@ -1075,7 +1075,7 @@
     <w:r>
       <w:tab/>
       <w:tab/>
-      <w:t>2026-10-28</w:t>
+      <w:t>2026-10-29</w:t>
       <w:br/>
       <w:br/>
     </w:r>

--- a/tillsyn/A 27759-2026 tillsynsbegäran.docx
+++ b/tillsyn/A 27759-2026 tillsynsbegäran.docx
@@ -1075,7 +1075,7 @@
     <w:r>
       <w:tab/>
       <w:tab/>
-      <w:t>2026-10-29</w:t>
+      <w:t>2026-10-31</w:t>
       <w:br/>
       <w:br/>
     </w:r>
